--- a/b4.docx
+++ b/b4.docx
@@ -27,6 +27,7 @@
     </w:p>
     <w:tbl>
       <w:tblPr>
+        <w:tblStyle w:val="12"/>
         <w:tblW w:w="0" w:type="auto"/>
         <w:tblCellSpacing w:w="15" w:type="dxa"/>
         <w:tblInd w:w="0" w:type="dxa"/>
@@ -38,7 +39,7 @@
           <w:insideH w:val="none" w:color="auto" w:sz="0" w:space="0"/>
           <w:insideV w:val="none" w:color="auto" w:sz="0" w:space="0"/>
         </w:tblBorders>
-        <w:shd w:val="clear"/>
+        <w:shd w:val="clear" w:color="auto" w:fill="auto"/>
         <w:tblLayout w:type="autofit"/>
         <w:tblCellMar>
           <w:top w:w="15" w:type="dxa"/>
@@ -48,9 +49,9 @@
         </w:tblCellMar>
       </w:tblPr>
       <w:tblGrid>
-        <w:gridCol w:w="1500"/>
-        <w:gridCol w:w="3519"/>
-        <w:gridCol w:w="4143"/>
+        <w:gridCol w:w="1581"/>
+        <w:gridCol w:w="3486"/>
+        <w:gridCol w:w="4095"/>
       </w:tblGrid>
       <w:tr>
         <w:tblPrEx>
@@ -62,7 +63,7 @@
             <w:insideH w:val="none" w:color="auto" w:sz="0" w:space="0"/>
             <w:insideV w:val="none" w:color="auto" w:sz="0" w:space="0"/>
           </w:tblBorders>
-          <w:shd w:val="clear"/>
+          <w:shd w:val="clear" w:color="auto" w:fill="auto"/>
           <w:tblCellMar>
             <w:top w:w="15" w:type="dxa"/>
             <w:left w:w="15" w:type="dxa"/>
@@ -77,7 +78,7 @@
         <w:tc>
           <w:tcPr>
             <w:tcW w:w="0" w:type="auto"/>
-            <w:shd w:val="clear"/>
+            <w:shd w:val="clear" w:color="auto" w:fill="auto"/>
             <w:vAlign w:val="center"/>
           </w:tcPr>
           <w:p>
@@ -112,7 +113,7 @@
         <w:tc>
           <w:tcPr>
             <w:tcW w:w="0" w:type="auto"/>
-            <w:shd w:val="clear"/>
+            <w:shd w:val="clear" w:color="auto" w:fill="auto"/>
             <w:vAlign w:val="center"/>
           </w:tcPr>
           <w:p>
@@ -147,7 +148,7 @@
         <w:tc>
           <w:tcPr>
             <w:tcW w:w="0" w:type="auto"/>
-            <w:shd w:val="clear"/>
+            <w:shd w:val="clear" w:color="auto" w:fill="auto"/>
             <w:vAlign w:val="center"/>
           </w:tcPr>
           <w:p>
@@ -190,7 +191,7 @@
             <w:insideH w:val="none" w:color="auto" w:sz="0" w:space="0"/>
             <w:insideV w:val="none" w:color="auto" w:sz="0" w:space="0"/>
           </w:tblBorders>
-          <w:shd w:val="clear"/>
+          <w:shd w:val="clear" w:color="auto" w:fill="auto"/>
           <w:tblCellMar>
             <w:top w:w="15" w:type="dxa"/>
             <w:left w:w="15" w:type="dxa"/>
@@ -204,7 +205,7 @@
         <w:tc>
           <w:tcPr>
             <w:tcW w:w="0" w:type="auto"/>
-            <w:shd w:val="clear"/>
+            <w:shd w:val="clear" w:color="auto" w:fill="auto"/>
             <w:vAlign w:val="center"/>
           </w:tcPr>
           <w:p>
@@ -236,7 +237,7 @@
         <w:tc>
           <w:tcPr>
             <w:tcW w:w="0" w:type="auto"/>
-            <w:shd w:val="clear"/>
+            <w:shd w:val="clear" w:color="auto" w:fill="auto"/>
             <w:vAlign w:val="center"/>
           </w:tcPr>
           <w:p>
@@ -278,7 +279,7 @@
         <w:tc>
           <w:tcPr>
             <w:tcW w:w="0" w:type="auto"/>
-            <w:shd w:val="clear"/>
+            <w:shd w:val="clear" w:color="auto" w:fill="auto"/>
             <w:vAlign w:val="center"/>
           </w:tcPr>
           <w:p>
@@ -328,7 +329,7 @@
             <w:insideH w:val="none" w:color="auto" w:sz="0" w:space="0"/>
             <w:insideV w:val="none" w:color="auto" w:sz="0" w:space="0"/>
           </w:tblBorders>
-          <w:shd w:val="clear"/>
+          <w:shd w:val="clear" w:color="auto" w:fill="auto"/>
           <w:tblCellMar>
             <w:top w:w="15" w:type="dxa"/>
             <w:left w:w="15" w:type="dxa"/>
@@ -342,7 +343,7 @@
         <w:tc>
           <w:tcPr>
             <w:tcW w:w="0" w:type="auto"/>
-            <w:shd w:val="clear"/>
+            <w:shd w:val="clear" w:color="auto" w:fill="auto"/>
             <w:vAlign w:val="center"/>
           </w:tcPr>
           <w:p>
@@ -358,7 +359,7 @@
         <w:tc>
           <w:tcPr>
             <w:tcW w:w="0" w:type="auto"/>
-            <w:shd w:val="clear"/>
+            <w:shd w:val="clear" w:color="auto" w:fill="auto"/>
             <w:vAlign w:val="center"/>
           </w:tcPr>
           <w:p>
@@ -421,7 +422,7 @@
         <w:tc>
           <w:tcPr>
             <w:tcW w:w="0" w:type="auto"/>
-            <w:shd w:val="clear"/>
+            <w:shd w:val="clear" w:color="auto" w:fill="auto"/>
             <w:vAlign w:val="center"/>
           </w:tcPr>
           <w:p>
@@ -471,7 +472,7 @@
             <w:insideH w:val="none" w:color="auto" w:sz="0" w:space="0"/>
             <w:insideV w:val="none" w:color="auto" w:sz="0" w:space="0"/>
           </w:tblBorders>
-          <w:shd w:val="clear"/>
+          <w:shd w:val="clear" w:color="auto" w:fill="auto"/>
           <w:tblCellMar>
             <w:top w:w="15" w:type="dxa"/>
             <w:left w:w="15" w:type="dxa"/>
@@ -485,7 +486,7 @@
         <w:tc>
           <w:tcPr>
             <w:tcW w:w="0" w:type="auto"/>
-            <w:shd w:val="clear"/>
+            <w:shd w:val="clear" w:color="auto" w:fill="auto"/>
             <w:vAlign w:val="center"/>
           </w:tcPr>
           <w:p>
@@ -517,7 +518,7 @@
         <w:tc>
           <w:tcPr>
             <w:tcW w:w="0" w:type="auto"/>
-            <w:shd w:val="clear"/>
+            <w:shd w:val="clear" w:color="auto" w:fill="auto"/>
             <w:vAlign w:val="center"/>
           </w:tcPr>
           <w:p>
@@ -559,7 +560,7 @@
         <w:tc>
           <w:tcPr>
             <w:tcW w:w="0" w:type="auto"/>
-            <w:shd w:val="clear"/>
+            <w:shd w:val="clear" w:color="auto" w:fill="auto"/>
             <w:vAlign w:val="center"/>
           </w:tcPr>
           <w:p>
@@ -630,7 +631,7 @@
             <w:insideH w:val="none" w:color="auto" w:sz="0" w:space="0"/>
             <w:insideV w:val="none" w:color="auto" w:sz="0" w:space="0"/>
           </w:tblBorders>
-          <w:shd w:val="clear"/>
+          <w:shd w:val="clear" w:color="auto" w:fill="auto"/>
           <w:tblCellMar>
             <w:top w:w="15" w:type="dxa"/>
             <w:left w:w="15" w:type="dxa"/>
@@ -644,7 +645,7 @@
         <w:tc>
           <w:tcPr>
             <w:tcW w:w="0" w:type="auto"/>
-            <w:shd w:val="clear"/>
+            <w:shd w:val="clear" w:color="auto" w:fill="auto"/>
             <w:vAlign w:val="center"/>
           </w:tcPr>
           <w:p>
@@ -660,7 +661,7 @@
         <w:tc>
           <w:tcPr>
             <w:tcW w:w="0" w:type="auto"/>
-            <w:shd w:val="clear"/>
+            <w:shd w:val="clear" w:color="auto" w:fill="auto"/>
             <w:vAlign w:val="center"/>
           </w:tcPr>
           <w:p>
@@ -702,7 +703,7 @@
         <w:tc>
           <w:tcPr>
             <w:tcW w:w="0" w:type="auto"/>
-            <w:shd w:val="clear"/>
+            <w:shd w:val="clear" w:color="auto" w:fill="auto"/>
             <w:vAlign w:val="center"/>
           </w:tcPr>
           <w:p>
@@ -810,48 +811,57 @@
         </w:rPr>
         <w:t>Phần2:</w:t>
       </w:r>
+      <w:bookmarkStart w:id="0" w:name="_GoBack"/>
+      <w:bookmarkEnd w:id="0"/>
+    </w:p>
+    <w:p>
+      <w:pPr>
+        <w:rPr>
+          <w:rFonts w:hint="default" w:ascii="Times New Roman" w:hAnsi="Times New Roman" w:cs="Times New Roman"/>
+          <w:sz w:val="28"/>
+          <w:szCs w:val="28"/>
+        </w:rPr>
+      </w:pPr>
       <w:r>
-        <w:drawing>
-          <wp:inline distT="0" distB="0" distL="114300" distR="114300">
-            <wp:extent cx="5760085" cy="4491990"/>
-            <wp:effectExtent l="0" t="0" r="12065" b="3810"/>
-            <wp:docPr id="1" name="Picture 1"/>
-            <wp:cNvGraphicFramePr>
-              <a:graphicFrameLocks xmlns:a="http://schemas.openxmlformats.org/drawingml/2006/main" noChangeAspect="1"/>
-            </wp:cNvGraphicFramePr>
-            <a:graphic xmlns:a="http://schemas.openxmlformats.org/drawingml/2006/main">
-              <a:graphicData uri="http://schemas.openxmlformats.org/drawingml/2006/picture">
-                <pic:pic xmlns:pic="http://schemas.openxmlformats.org/drawingml/2006/picture">
-                  <pic:nvPicPr>
-                    <pic:cNvPr id="1" name="Picture 1"/>
-                    <pic:cNvPicPr>
-                      <a:picLocks noChangeAspect="1"/>
-                    </pic:cNvPicPr>
-                  </pic:nvPicPr>
-                  <pic:blipFill>
-                    <a:blip r:embed="rId6"/>
-                    <a:stretch>
-                      <a:fillRect/>
-                    </a:stretch>
-                  </pic:blipFill>
-                  <pic:spPr>
-                    <a:xfrm>
-                      <a:off x="0" y="0"/>
-                      <a:ext cx="5760085" cy="4491990"/>
-                    </a:xfrm>
-                    <a:prstGeom prst="rect">
-                      <a:avLst/>
-                    </a:prstGeom>
-                    <a:noFill/>
-                    <a:ln>
-                      <a:noFill/>
-                    </a:ln>
-                  </pic:spPr>
-                </pic:pic>
-              </a:graphicData>
-            </a:graphic>
-          </wp:inline>
-        </w:drawing>
+        <w:rPr>
+          <w:rFonts w:hint="default" w:ascii="Times New Roman" w:hAnsi="Times New Roman" w:cs="Times New Roman"/>
+          <w:sz w:val="28"/>
+          <w:szCs w:val="28"/>
+        </w:rPr>
+        <w:fldChar w:fldCharType="begin"/>
+      </w:r>
+      <w:r>
+        <w:rPr>
+          <w:rFonts w:hint="default" w:ascii="Times New Roman" w:hAnsi="Times New Roman" w:cs="Times New Roman"/>
+          <w:sz w:val="28"/>
+          <w:szCs w:val="28"/>
+        </w:rPr>
+        <w:instrText xml:space="preserve"> HYPERLINK "https://www.figma.com/design/6mYeOK5T2FkEdfZ20NPceM/Untitled?m=auto&amp;t=uvqF8wlSmKkbPpkj-6" </w:instrText>
+      </w:r>
+      <w:r>
+        <w:rPr>
+          <w:rFonts w:hint="default" w:ascii="Times New Roman" w:hAnsi="Times New Roman" w:cs="Times New Roman"/>
+          <w:sz w:val="28"/>
+          <w:szCs w:val="28"/>
+        </w:rPr>
+        <w:fldChar w:fldCharType="separate"/>
+      </w:r>
+      <w:r>
+        <w:rPr>
+          <w:rStyle w:val="51"/>
+          <w:rFonts w:hint="default" w:ascii="Times New Roman" w:hAnsi="Times New Roman" w:cs="Times New Roman"/>
+          <w:sz w:val="28"/>
+          <w:szCs w:val="28"/>
+        </w:rPr>
+        <w:t>https://www.figma.com/design/6mYeOK5T2FkEdfZ20NPceM/Untitled?m=auto&amp;t=uvqF8wlSmKkbPpkj-6</w:t>
+      </w:r>
+      <w:r>
+        <w:rPr>
+          <w:rFonts w:hint="default" w:ascii="Times New Roman" w:hAnsi="Times New Roman" w:cs="Times New Roman"/>
+          <w:sz w:val="28"/>
+          <w:szCs w:val="28"/>
+        </w:rPr>
+        <w:fldChar w:fldCharType="end"/>
       </w:r>
     </w:p>
     <w:p>
@@ -862,8 +872,6 @@
           <w:szCs w:val="28"/>
         </w:rPr>
       </w:pPr>
-      <w:bookmarkStart w:id="0" w:name="_GoBack"/>
-      <w:bookmarkEnd w:id="0"/>
     </w:p>
     <w:sectPr>
       <w:pgSz w:w="11906" w:h="16838"/>
@@ -1180,9 +1188,9 @@
     <w:lsdException w:qFormat="1" w:unhideWhenUsed="0" w:uiPriority="0" w:semiHidden="0" w:name="index 1"/>
     <w:lsdException w:qFormat="1" w:unhideWhenUsed="0" w:uiPriority="0" w:semiHidden="0" w:name="index 2"/>
     <w:lsdException w:qFormat="1" w:unhideWhenUsed="0" w:uiPriority="0" w:semiHidden="0" w:name="index 3"/>
-    <w:lsdException w:unhideWhenUsed="0" w:uiPriority="0" w:semiHidden="0" w:name="index 4"/>
-    <w:lsdException w:unhideWhenUsed="0" w:uiPriority="0" w:semiHidden="0" w:name="index 5"/>
-    <w:lsdException w:unhideWhenUsed="0" w:uiPriority="0" w:semiHidden="0" w:name="index 6"/>
+    <w:lsdException w:qFormat="1" w:unhideWhenUsed="0" w:uiPriority="0" w:semiHidden="0" w:name="index 4"/>
+    <w:lsdException w:qFormat="1" w:unhideWhenUsed="0" w:uiPriority="0" w:semiHidden="0" w:name="index 5"/>
+    <w:lsdException w:qFormat="1" w:unhideWhenUsed="0" w:uiPriority="0" w:semiHidden="0" w:name="index 6"/>
     <w:lsdException w:qFormat="1" w:unhideWhenUsed="0" w:uiPriority="0" w:semiHidden="0" w:name="index 7"/>
     <w:lsdException w:qFormat="1" w:unhideWhenUsed="0" w:uiPriority="0" w:semiHidden="0" w:name="index 8"/>
     <w:lsdException w:qFormat="1" w:unhideWhenUsed="0" w:uiPriority="0" w:semiHidden="0" w:name="index 9"/>
@@ -1204,7 +1212,7 @@
     <w:lsdException w:qFormat="1" w:uiPriority="0" w:name="caption"/>
     <w:lsdException w:qFormat="1" w:unhideWhenUsed="0" w:uiPriority="0" w:semiHidden="0" w:name="table of figures"/>
     <w:lsdException w:qFormat="1" w:unhideWhenUsed="0" w:uiPriority="0" w:semiHidden="0" w:name="envelope address"/>
-    <w:lsdException w:unhideWhenUsed="0" w:uiPriority="0" w:semiHidden="0" w:name="envelope return"/>
+    <w:lsdException w:qFormat="1" w:unhideWhenUsed="0" w:uiPriority="0" w:semiHidden="0" w:name="envelope return"/>
     <w:lsdException w:qFormat="1" w:unhideWhenUsed="0" w:uiPriority="0" w:semiHidden="0" w:name="footnote reference"/>
     <w:lsdException w:qFormat="1" w:unhideWhenUsed="0" w:uiPriority="0" w:semiHidden="0" w:name="annotation reference"/>
     <w:lsdException w:qFormat="1" w:unhideWhenUsed="0" w:uiPriority="0" w:semiHidden="0" w:name="line number"/>
@@ -1233,7 +1241,7 @@
     <w:lsdException w:qFormat="1" w:unhideWhenUsed="0" w:uiPriority="0" w:semiHidden="0" w:name="Closing"/>
     <w:lsdException w:qFormat="1" w:unhideWhenUsed="0" w:uiPriority="0" w:semiHidden="0" w:name="Signature"/>
     <w:lsdException w:qFormat="1" w:unhideWhenUsed="0" w:uiPriority="0" w:name="Default Paragraph Font"/>
-    <w:lsdException w:unhideWhenUsed="0" w:uiPriority="0" w:semiHidden="0" w:name="Body Text"/>
+    <w:lsdException w:qFormat="1" w:unhideWhenUsed="0" w:uiPriority="0" w:semiHidden="0" w:name="Body Text"/>
     <w:lsdException w:qFormat="1" w:unhideWhenUsed="0" w:uiPriority="0" w:semiHidden="0" w:name="Body Text Indent"/>
     <w:lsdException w:qFormat="1" w:unhideWhenUsed="0" w:uiPriority="0" w:semiHidden="0" w:name="List Continue"/>
     <w:lsdException w:qFormat="1" w:unhideWhenUsed="0" w:uiPriority="0" w:semiHidden="0" w:name="List Continue 2"/>
@@ -1245,13 +1253,13 @@
     <w:lsdException w:qFormat="1" w:unhideWhenUsed="0" w:uiPriority="0" w:semiHidden="0" w:name="Salutation"/>
     <w:lsdException w:qFormat="1" w:unhideWhenUsed="0" w:uiPriority="0" w:semiHidden="0" w:name="Date"/>
     <w:lsdException w:qFormat="1" w:unhideWhenUsed="0" w:uiPriority="0" w:semiHidden="0" w:name="Body Text First Indent"/>
-    <w:lsdException w:unhideWhenUsed="0" w:uiPriority="0" w:semiHidden="0" w:name="Body Text First Indent 2"/>
+    <w:lsdException w:qFormat="1" w:unhideWhenUsed="0" w:uiPriority="0" w:semiHidden="0" w:name="Body Text First Indent 2"/>
     <w:lsdException w:qFormat="1" w:unhideWhenUsed="0" w:uiPriority="0" w:semiHidden="0" w:name="Note Heading"/>
     <w:lsdException w:qFormat="1" w:unhideWhenUsed="0" w:uiPriority="0" w:semiHidden="0" w:name="Body Text 2"/>
     <w:lsdException w:qFormat="1" w:unhideWhenUsed="0" w:uiPriority="0" w:semiHidden="0" w:name="Body Text 3"/>
     <w:lsdException w:qFormat="1" w:unhideWhenUsed="0" w:uiPriority="0" w:semiHidden="0" w:name="Body Text Indent 2"/>
     <w:lsdException w:qFormat="1" w:unhideWhenUsed="0" w:uiPriority="0" w:semiHidden="0" w:name="Body Text Indent 3"/>
-    <w:lsdException w:unhideWhenUsed="0" w:uiPriority="0" w:semiHidden="0" w:name="Block Text"/>
+    <w:lsdException w:qFormat="1" w:unhideWhenUsed="0" w:uiPriority="0" w:semiHidden="0" w:name="Block Text"/>
     <w:lsdException w:qFormat="1" w:unhideWhenUsed="0" w:uiPriority="0" w:semiHidden="0" w:name="Hyperlink"/>
     <w:lsdException w:qFormat="1" w:unhideWhenUsed="0" w:uiPriority="0" w:semiHidden="0" w:name="FollowedHyperlink"/>
     <w:lsdException w:qFormat="1" w:unhideWhenUsed="0" w:uiPriority="0" w:semiHidden="0" w:name="Strong"/>
@@ -1260,14 +1268,14 @@
     <w:lsdException w:qFormat="1" w:unhideWhenUsed="0" w:uiPriority="0" w:semiHidden="0" w:name="Plain Text"/>
     <w:lsdException w:qFormat="1" w:unhideWhenUsed="0" w:uiPriority="0" w:semiHidden="0" w:name="E-mail Signature"/>
     <w:lsdException w:qFormat="1" w:unhideWhenUsed="0" w:uiPriority="0" w:semiHidden="0" w:name="Normal (Web)"/>
-    <w:lsdException w:unhideWhenUsed="0" w:uiPriority="0" w:semiHidden="0" w:name="HTML Acronym"/>
-    <w:lsdException w:unhideWhenUsed="0" w:uiPriority="0" w:semiHidden="0" w:name="HTML Address"/>
+    <w:lsdException w:qFormat="1" w:unhideWhenUsed="0" w:uiPriority="0" w:semiHidden="0" w:name="HTML Acronym"/>
+    <w:lsdException w:qFormat="1" w:unhideWhenUsed="0" w:uiPriority="0" w:semiHidden="0" w:name="HTML Address"/>
     <w:lsdException w:qFormat="1" w:unhideWhenUsed="0" w:uiPriority="0" w:semiHidden="0" w:name="HTML Cite"/>
     <w:lsdException w:qFormat="1" w:unhideWhenUsed="0" w:uiPriority="0" w:semiHidden="0" w:name="HTML Code"/>
-    <w:lsdException w:unhideWhenUsed="0" w:uiPriority="0" w:semiHidden="0" w:name="HTML Definition"/>
-    <w:lsdException w:unhideWhenUsed="0" w:uiPriority="0" w:semiHidden="0" w:name="HTML Keyboard"/>
+    <w:lsdException w:qFormat="1" w:unhideWhenUsed="0" w:uiPriority="0" w:semiHidden="0" w:name="HTML Definition"/>
+    <w:lsdException w:qFormat="1" w:unhideWhenUsed="0" w:uiPriority="0" w:semiHidden="0" w:name="HTML Keyboard"/>
     <w:lsdException w:qFormat="1" w:unhideWhenUsed="0" w:uiPriority="0" w:semiHidden="0" w:name="HTML Preformatted"/>
-    <w:lsdException w:unhideWhenUsed="0" w:uiPriority="0" w:semiHidden="0" w:name="HTML Sample"/>
+    <w:lsdException w:qFormat="1" w:unhideWhenUsed="0" w:uiPriority="0" w:semiHidden="0" w:name="HTML Sample"/>
     <w:lsdException w:qFormat="1" w:unhideWhenUsed="0" w:uiPriority="0" w:semiHidden="0" w:name="HTML Typewriter"/>
     <w:lsdException w:qFormat="1" w:unhideWhenUsed="0" w:uiPriority="0" w:semiHidden="0" w:name="HTML Variable"/>
     <w:lsdException w:qFormat="1" w:unhideWhenUsed="0" w:uiPriority="0" w:name="Normal Table"/>
@@ -1348,7 +1356,7 @@
     <w:lsdException w:qFormat="1" w:unhideWhenUsed="0" w:uiPriority="60" w:semiHidden="0" w:name="Light Shading Accent 2"/>
     <w:lsdException w:qFormat="1" w:unhideWhenUsed="0" w:uiPriority="61" w:semiHidden="0" w:name="Light List Accent 2"/>
     <w:lsdException w:qFormat="1" w:unhideWhenUsed="0" w:uiPriority="62" w:semiHidden="0" w:name="Light Grid Accent 2"/>
-    <w:lsdException w:unhideWhenUsed="0" w:uiPriority="63" w:semiHidden="0" w:name="Medium Shading 1 Accent 2"/>
+    <w:lsdException w:qFormat="1" w:unhideWhenUsed="0" w:uiPriority="63" w:semiHidden="0" w:name="Medium Shading 1 Accent 2"/>
     <w:lsdException w:qFormat="1" w:unhideWhenUsed="0" w:uiPriority="64" w:semiHidden="0" w:name="Medium Shading 2 Accent 2"/>
     <w:lsdException w:qFormat="1" w:unhideWhenUsed="0" w:uiPriority="65" w:semiHidden="0" w:name="Medium List 1 Accent 2"/>
     <w:lsdException w:qFormat="1" w:unhideWhenUsed="0" w:uiPriority="66" w:semiHidden="0" w:name="Medium List 2 Accent 2"/>
@@ -1645,6 +1653,7 @@
   <w:style w:type="paragraph" w:styleId="14">
     <w:name w:val="Block Text"/>
     <w:basedOn w:val="1"/>
+    <w:qFormat/>
     <w:uiPriority w:val="0"/>
     <w:pPr>
       <w:spacing w:after="120"/>
@@ -1654,6 +1663,7 @@
   <w:style w:type="paragraph" w:styleId="15">
     <w:name w:val="Body Text"/>
     <w:basedOn w:val="1"/>
+    <w:qFormat/>
     <w:uiPriority w:val="0"/>
     <w:pPr>
       <w:spacing w:after="120"/>
@@ -1703,6 +1713,7 @@
   <w:style w:type="paragraph" w:styleId="20">
     <w:name w:val="Body Text First Indent 2"/>
     <w:basedOn w:val="19"/>
+    <w:qFormat/>
     <w:uiPriority w:val="0"/>
     <w:pPr>
       <w:ind w:firstLine="420" w:firstLineChars="200"/>
@@ -1857,6 +1868,7 @@
   <w:style w:type="paragraph" w:styleId="35">
     <w:name w:val="envelope return"/>
     <w:basedOn w:val="1"/>
+    <w:qFormat/>
     <w:uiPriority w:val="0"/>
     <w:pPr>
       <w:snapToGrid w:val="0"/>
@@ -1936,11 +1948,13 @@
   <w:style w:type="character" w:styleId="41">
     <w:name w:val="HTML Acronym"/>
     <w:basedOn w:val="11"/>
+    <w:qFormat/>
     <w:uiPriority w:val="0"/>
   </w:style>
   <w:style w:type="paragraph" w:styleId="42">
     <w:name w:val="HTML Address"/>
     <w:basedOn w:val="1"/>
+    <w:qFormat/>
     <w:uiPriority w:val="0"/>
     <w:rPr>
       <w:i/>
@@ -1971,6 +1985,7 @@
   <w:style w:type="character" w:styleId="45">
     <w:name w:val="HTML Definition"/>
     <w:basedOn w:val="11"/>
+    <w:qFormat/>
     <w:uiPriority w:val="0"/>
     <w:rPr>
       <w:i/>
@@ -1980,6 +1995,7 @@
   <w:style w:type="character" w:styleId="46">
     <w:name w:val="HTML Keyboard"/>
     <w:basedOn w:val="11"/>
+    <w:qFormat/>
     <w:uiPriority w:val="0"/>
     <w:rPr>
       <w:rFonts w:ascii="Courier New" w:hAnsi="Courier New" w:cs="Courier New"/>
@@ -2000,6 +2016,7 @@
   <w:style w:type="character" w:styleId="48">
     <w:name w:val="HTML Sample"/>
     <w:basedOn w:val="11"/>
+    <w:qFormat/>
     <w:uiPriority w:val="0"/>
     <w:rPr>
       <w:rFonts w:ascii="Courier New" w:hAnsi="Courier New" w:cs="Courier New"/>
@@ -2067,6 +2084,7 @@
     <w:name w:val="index 4"/>
     <w:basedOn w:val="1"/>
     <w:next w:val="1"/>
+    <w:qFormat/>
     <w:uiPriority w:val="0"/>
     <w:pPr>
       <w:ind w:left="600" w:leftChars="600"/>
@@ -2076,6 +2094,7 @@
     <w:name w:val="index 5"/>
     <w:basedOn w:val="1"/>
     <w:next w:val="1"/>
+    <w:qFormat/>
     <w:uiPriority w:val="0"/>
     <w:pPr>
       <w:ind w:left="800" w:leftChars="800"/>
@@ -2085,6 +2104,7 @@
     <w:name w:val="index 6"/>
     <w:basedOn w:val="1"/>
     <w:next w:val="1"/>
+    <w:qFormat/>
     <w:uiPriority w:val="0"/>
     <w:pPr>
       <w:ind w:left="1000" w:leftChars="1000"/>
@@ -7956,6 +7976,7 @@
   <w:style w:type="table" w:styleId="174">
     <w:name w:val="Medium Shading 1 Accent 2"/>
     <w:basedOn w:val="12"/>
+    <w:qFormat/>
     <w:uiPriority w:val="63"/>
     <w:tblPr>
       <w:tblBorders>
